--- a/klagomålsmail/Lervassa träsk naturreservat FSC-klagomål mail.docx
+++ b/klagomålsmail/Lervassa träsk naturreservat FSC-klagomål mail.docx
@@ -11,7 +11,7 @@
     </w:p>
     <w:p>
       <w:r>
-        <w:t>Vi vill informera om att det i och inom 23 meter från avverkningsanmälan Lervassa träsk naturreservat i Haninge kommun har hittats 67 naturvårdsarter varav 37 är rödlistade.</w:t>
+        <w:t>Vi vill informera om att det i och inom 23 meter från avverkningsanmälan Lervassa träsk naturreservat i Haninge kommun har hittats 71 naturvårdsarter varav 37 är rödlistade.</w:t>
       </w:r>
     </w:p>
     <w:p>

--- a/klagomålsmail/Lervassa träsk naturreservat FSC-klagomål mail.docx
+++ b/klagomålsmail/Lervassa träsk naturreservat FSC-klagomål mail.docx
@@ -11,7 +11,7 @@
     </w:p>
     <w:p>
       <w:r>
-        <w:t>Vi vill informera om att det i och inom 23 meter från avverkningsanmälan Lervassa träsk naturreservat i Haninge kommun har hittats 71 naturvårdsarter varav 37 är rödlistade.</w:t>
+        <w:t>Vi vill informera om att det i och inom 23 meter från avverkningsanmälan Lervassa träsk naturreservat i Haninge kommun har hittats 73 naturvårdsarter varav 37 är rödlistade.</w:t>
       </w:r>
     </w:p>
     <w:p>
